--- a/SRS_AI_Code_Reviewer.docx
+++ b/SRS_AI_Code_Reviewer.docx
@@ -9,13 +9,8 @@
         </w:rPr>
       </w:pPr>
       <w:r>
-        <w:rPr>
-          <w:noProof/>
-        </w:rPr>
-      </w:r>
-      <w:r>
         <w:pict>
-          <v:line id="Straight Connector 1" o:spid="_x0000_s2050" style="flip:y;visibility:visible;mso-wrap-style:square;mso-left-percent:-10001;mso-top-percent:-10001;mso-position-horizontal:absolute;mso-position-horizontal-relative:char;mso-position-vertical:absolute;mso-position-vertical-relative:line;mso-left-percent:-10001;mso-top-percent:-10001" from="0,0" to="470.5pt,1pt" o:gfxdata="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" strokeweight="6pt">
+          <v:line id="Straight Connector 1" o:spid="_x0000_s2050" style="flip:y;visibility:visible;mso-wrap-style:square;mso-left-percent:-10001;mso-top-percent:-10001;mso-position-horizontal:absolute;mso-position-horizontal-relative:char;mso-position-vertical:absolute;mso-position-vertical-relative:line;mso-left-percent:-10001;mso-top-percent:-10001" from="0,0" to="470.5pt,1pt" strokeweight="6pt">
             <v:stroke joinstyle="miter"/>
             <w10:anchorlock/>
           </v:line>
@@ -700,7 +695,15 @@
           <w:sz w:val="28"/>
           <w:szCs w:val="28"/>
         </w:rPr>
-        <w:t>2.4 Operating Environment ………………………………………...…... 6</w:t>
+        <w:t xml:space="preserve">2.4 Operating Environment ………………………………………...…... </w:t>
+      </w:r>
+      <w:r>
+        <w:rPr>
+          <w:rFonts w:ascii="Times New Roman" w:hAnsi="Times New Roman" w:cs="Times New Roman"/>
+          <w:sz w:val="28"/>
+          <w:szCs w:val="28"/>
+        </w:rPr>
+        <w:t>8</w:t>
       </w:r>
     </w:p>
     <w:p>
@@ -718,7 +721,15 @@
           <w:sz w:val="28"/>
           <w:szCs w:val="28"/>
         </w:rPr>
-        <w:t>2.5 Design and Implementation ………………………………………… 6</w:t>
+        <w:t xml:space="preserve">2.5 Design and Implementation ………………………………………… </w:t>
+      </w:r>
+      <w:r>
+        <w:rPr>
+          <w:rFonts w:ascii="Times New Roman" w:hAnsi="Times New Roman" w:cs="Times New Roman"/>
+          <w:sz w:val="28"/>
+          <w:szCs w:val="28"/>
+        </w:rPr>
+        <w:t>8</w:t>
       </w:r>
     </w:p>
     <w:p>
@@ -736,7 +747,15 @@
           <w:sz w:val="28"/>
           <w:szCs w:val="28"/>
         </w:rPr>
-        <w:t>2.6 User Documentation ………………………………………………… 6</w:t>
+        <w:t xml:space="preserve">2.6 User Documentation ………………………………………………… </w:t>
+      </w:r>
+      <w:r>
+        <w:rPr>
+          <w:rFonts w:ascii="Times New Roman" w:hAnsi="Times New Roman" w:cs="Times New Roman"/>
+          <w:sz w:val="28"/>
+          <w:szCs w:val="28"/>
+        </w:rPr>
+        <w:t>8</w:t>
       </w:r>
     </w:p>
     <w:p>
@@ -754,8 +773,147 @@
           <w:sz w:val="28"/>
           <w:szCs w:val="28"/>
         </w:rPr>
-        <w:t>2.7 Assumptions and Dependencies ……………………………………... 7</w:t>
-      </w:r>
+        <w:t xml:space="preserve">2.7 Assumptions and Dependencies ……………………………………... </w:t>
+      </w:r>
+      <w:r>
+        <w:rPr>
+          <w:rFonts w:ascii="Times New Roman" w:hAnsi="Times New Roman" w:cs="Times New Roman"/>
+          <w:sz w:val="28"/>
+          <w:szCs w:val="28"/>
+        </w:rPr>
+        <w:t>9</w:t>
+      </w:r>
+    </w:p>
+    <w:p>
+      <w:pPr>
+        <w:pStyle w:val="ListParagraph"/>
+        <w:numPr>
+          <w:ilvl w:val="0"/>
+          <w:numId w:val="1"/>
+        </w:numPr>
+        <w:rPr>
+          <w:rFonts w:ascii="Times New Roman" w:hAnsi="Times New Roman" w:cs="Times New Roman"/>
+          <w:b/>
+          <w:bCs/>
+          <w:sz w:val="28"/>
+          <w:szCs w:val="28"/>
+        </w:rPr>
+      </w:pPr>
+      <w:r>
+        <w:rPr>
+          <w:rFonts w:ascii="Times New Roman" w:hAnsi="Times New Roman" w:cs="Times New Roman"/>
+          <w:b/>
+          <w:bCs/>
+          <w:sz w:val="28"/>
+          <w:szCs w:val="28"/>
+        </w:rPr>
+        <w:t>External Interface Requirements ………………………………….... 10</w:t>
+      </w:r>
+    </w:p>
+    <w:p>
+      <w:pPr>
+        <w:pStyle w:val="ListParagraph"/>
+        <w:numPr>
+          <w:ilvl w:val="1"/>
+          <w:numId w:val="1"/>
+        </w:numPr>
+        <w:rPr>
+          <w:rFonts w:ascii="Times New Roman" w:hAnsi="Times New Roman" w:cs="Times New Roman"/>
+          <w:b/>
+          <w:bCs/>
+          <w:sz w:val="28"/>
+          <w:szCs w:val="28"/>
+        </w:rPr>
+      </w:pPr>
+      <w:r>
+        <w:rPr>
+          <w:rFonts w:ascii="Times New Roman" w:hAnsi="Times New Roman" w:cs="Times New Roman"/>
+          <w:sz w:val="28"/>
+          <w:szCs w:val="28"/>
+        </w:rPr>
+        <w:t>User Interfaces ………………………………………………….…. 10</w:t>
+      </w:r>
+    </w:p>
+    <w:p>
+      <w:pPr>
+        <w:pStyle w:val="ListParagraph"/>
+        <w:numPr>
+          <w:ilvl w:val="1"/>
+          <w:numId w:val="1"/>
+        </w:numPr>
+        <w:rPr>
+          <w:rFonts w:ascii="Times New Roman" w:hAnsi="Times New Roman" w:cs="Times New Roman"/>
+          <w:b/>
+          <w:bCs/>
+          <w:sz w:val="28"/>
+          <w:szCs w:val="28"/>
+        </w:rPr>
+      </w:pPr>
+      <w:r>
+        <w:rPr>
+          <w:rFonts w:ascii="Times New Roman" w:hAnsi="Times New Roman" w:cs="Times New Roman"/>
+          <w:sz w:val="28"/>
+          <w:szCs w:val="28"/>
+        </w:rPr>
+        <w:t>Hardware Interfaces …………………………………………….…. 10</w:t>
+      </w:r>
+    </w:p>
+    <w:p>
+      <w:pPr>
+        <w:pStyle w:val="ListParagraph"/>
+        <w:numPr>
+          <w:ilvl w:val="1"/>
+          <w:numId w:val="1"/>
+        </w:numPr>
+        <w:rPr>
+          <w:rFonts w:ascii="Times New Roman" w:hAnsi="Times New Roman" w:cs="Times New Roman"/>
+          <w:b/>
+          <w:bCs/>
+          <w:sz w:val="28"/>
+          <w:szCs w:val="28"/>
+        </w:rPr>
+      </w:pPr>
+      <w:r>
+        <w:rPr>
+          <w:rFonts w:ascii="Times New Roman" w:hAnsi="Times New Roman" w:cs="Times New Roman"/>
+          <w:sz w:val="28"/>
+          <w:szCs w:val="28"/>
+        </w:rPr>
+        <w:t>Software Interfaces ………………………………………………… 11</w:t>
+      </w:r>
+    </w:p>
+    <w:p>
+      <w:pPr>
+        <w:pStyle w:val="ListParagraph"/>
+        <w:numPr>
+          <w:ilvl w:val="1"/>
+          <w:numId w:val="1"/>
+        </w:numPr>
+        <w:rPr>
+          <w:rFonts w:ascii="Times New Roman" w:hAnsi="Times New Roman" w:cs="Times New Roman"/>
+          <w:b/>
+          <w:bCs/>
+          <w:sz w:val="28"/>
+          <w:szCs w:val="28"/>
+        </w:rPr>
+      </w:pPr>
+      <w:r>
+        <w:rPr>
+          <w:rFonts w:ascii="Times New Roman" w:hAnsi="Times New Roman" w:cs="Times New Roman"/>
+          <w:sz w:val="28"/>
+          <w:szCs w:val="28"/>
+        </w:rPr>
+        <w:t>Communication Interfaces …………………………………………. 11</w:t>
+      </w:r>
+    </w:p>
+    <w:p>
+      <w:pPr>
+        <w:rPr>
+          <w:rFonts w:ascii="Times New Roman" w:hAnsi="Times New Roman" w:cs="Times New Roman"/>
+          <w:sz w:val="28"/>
+          <w:szCs w:val="28"/>
+        </w:rPr>
+      </w:pPr>
     </w:p>
     <w:p>
       <w:pPr>
@@ -957,39 +1115,6 @@
     </w:p>
     <w:p>
       <w:pPr>
-        <w:pStyle w:val="ListParagraph"/>
-        <w:ind w:left="1140"/>
-        <w:rPr>
-          <w:rFonts w:ascii="Times New Roman" w:hAnsi="Times New Roman" w:cs="Times New Roman"/>
-          <w:sz w:val="28"/>
-          <w:szCs w:val="28"/>
-        </w:rPr>
-      </w:pPr>
-    </w:p>
-    <w:p>
-      <w:pPr>
-        <w:pStyle w:val="ListParagraph"/>
-        <w:ind w:left="1140"/>
-        <w:rPr>
-          <w:rFonts w:ascii="Times New Roman" w:hAnsi="Times New Roman" w:cs="Times New Roman"/>
-          <w:sz w:val="28"/>
-          <w:szCs w:val="28"/>
-        </w:rPr>
-      </w:pPr>
-    </w:p>
-    <w:p>
-      <w:pPr>
-        <w:pStyle w:val="ListParagraph"/>
-        <w:ind w:left="1140"/>
-        <w:rPr>
-          <w:rFonts w:ascii="Times New Roman" w:hAnsi="Times New Roman" w:cs="Times New Roman"/>
-          <w:sz w:val="28"/>
-          <w:szCs w:val="28"/>
-        </w:rPr>
-      </w:pPr>
-    </w:p>
-    <w:p>
-      <w:pPr>
         <w:rPr>
           <w:rFonts w:ascii="Times New Roman" w:hAnsi="Times New Roman" w:cs="Times New Roman"/>
           <w:sz w:val="28"/>
@@ -1014,7 +1139,6 @@
           <w:sz w:val="48"/>
           <w:szCs w:val="48"/>
         </w:rPr>
-        <w:lastRenderedPageBreak/>
         <w:t>1. Introduction</w:t>
       </w:r>
     </w:p>
@@ -1501,7 +1625,6 @@
           <w:sz w:val="36"/>
           <w:szCs w:val="36"/>
         </w:rPr>
-        <w:lastRenderedPageBreak/>
         <w:t>1.4 Product Scope</w:t>
       </w:r>
     </w:p>
@@ -2037,6 +2160,7 @@
           <w:sz w:val="28"/>
           <w:szCs w:val="28"/>
         </w:rPr>
+        <w:lastRenderedPageBreak/>
         <w:t>Posts the feedback as comments in the pull request</w:t>
       </w:r>
     </w:p>
@@ -2723,60 +2847,235 @@
       <w:pPr>
         <w:pStyle w:val="Standard"/>
         <w:rPr>
-          <w:b/>
-          <w:bCs/>
           <w:sz w:val="36"/>
           <w:szCs w:val="36"/>
         </w:rPr>
       </w:pPr>
       <w:r>
         <w:rPr>
-          <w:b/>
-          <w:bCs/>
+          <w:rFonts w:ascii="Times New Roman" w:hAnsi="Times New Roman" w:cs="Times New Roman"/>
+          <w:noProof/>
+          <w:sz w:val="28"/>
+          <w:szCs w:val="28"/>
+        </w:rPr>
+        <w:drawing>
+          <wp:anchor distT="0" distB="0" distL="0" distR="0" simplePos="0" relativeHeight="251659264" behindDoc="0" locked="0" layoutInCell="0" allowOverlap="1" wp14:anchorId="224EEA2A" wp14:editId="487A150A">
+            <wp:simplePos x="0" y="0"/>
+            <wp:positionH relativeFrom="margin">
+              <wp:posOffset>205105</wp:posOffset>
+            </wp:positionH>
+            <wp:positionV relativeFrom="paragraph">
+              <wp:posOffset>0</wp:posOffset>
+            </wp:positionV>
+            <wp:extent cx="5822315" cy="7513320"/>
+            <wp:effectExtent l="0" t="0" r="0" b="0"/>
+            <wp:wrapSquare wrapText="largest"/>
+            <wp:docPr id="2" name="Image1"/>
+            <wp:cNvGraphicFramePr>
+              <a:graphicFrameLocks xmlns:a="http://schemas.openxmlformats.org/drawingml/2006/main" noChangeAspect="1"/>
+            </wp:cNvGraphicFramePr>
+            <a:graphic xmlns:a="http://schemas.openxmlformats.org/drawingml/2006/main">
+              <a:graphicData uri="http://schemas.openxmlformats.org/drawingml/2006/picture">
+                <pic:pic xmlns:pic="http://schemas.openxmlformats.org/drawingml/2006/picture">
+                  <pic:nvPicPr>
+                    <pic:cNvPr id="2" name="Image1"/>
+                    <pic:cNvPicPr>
+                      <a:picLocks noChangeAspect="1" noChangeArrowheads="1"/>
+                    </pic:cNvPicPr>
+                  </pic:nvPicPr>
+                  <pic:blipFill>
+                    <a:blip r:embed="rId12"/>
+                    <a:stretch>
+                      <a:fillRect/>
+                    </a:stretch>
+                  </pic:blipFill>
+                  <pic:spPr bwMode="auto">
+                    <a:xfrm>
+                      <a:off x="0" y="0"/>
+                      <a:ext cx="5822315" cy="7513320"/>
+                    </a:xfrm>
+                    <a:prstGeom prst="rect">
+                      <a:avLst/>
+                    </a:prstGeom>
+                  </pic:spPr>
+                </pic:pic>
+              </a:graphicData>
+            </a:graphic>
+            <wp14:sizeRelH relativeFrom="margin">
+              <wp14:pctWidth>0</wp14:pctWidth>
+            </wp14:sizeRelH>
+            <wp14:sizeRelV relativeFrom="margin">
+              <wp14:pctHeight>0</wp14:pctHeight>
+            </wp14:sizeRelV>
+          </wp:anchor>
+        </w:drawing>
+      </w:r>
+    </w:p>
+    <w:p>
+      <w:pPr>
+        <w:pStyle w:val="Standard"/>
+        <w:jc w:val="center"/>
+        <w:rPr>
           <w:sz w:val="36"/>
           <w:szCs w:val="36"/>
         </w:rPr>
+      </w:pPr>
+      <w:r>
+        <w:rPr>
+          <w:rFonts w:ascii="Times New Roman" w:hAnsi="Times New Roman" w:cs="Times New Roman"/>
+          <w:sz w:val="28"/>
+          <w:szCs w:val="28"/>
+        </w:rPr>
         <w:lastRenderedPageBreak/>
-        <w:t>2.</w:t>
-      </w:r>
-      <w:r>
-        <w:rPr>
-          <w:b/>
-          <w:bCs/>
+        <w:t>Fig-1: Use Case Diagram for AI Code Reviewer</w:t>
+      </w:r>
+    </w:p>
+    <w:p>
+      <w:pPr>
+        <w:pStyle w:val="Standard"/>
+        <w:rPr>
           <w:sz w:val="36"/>
           <w:szCs w:val="36"/>
         </w:rPr>
-        <w:t>4</w:t>
-      </w:r>
-      <w:r>
-        <w:rPr>
-          <w:b/>
-          <w:bCs/>
+      </w:pPr>
+    </w:p>
+    <w:p>
+      <w:pPr>
+        <w:pStyle w:val="Standard"/>
+        <w:rPr>
           <w:sz w:val="36"/>
           <w:szCs w:val="36"/>
         </w:rPr>
-        <w:t xml:space="preserve"> </w:t>
-      </w:r>
-      <w:r>
-        <w:rPr>
-          <w:b/>
-          <w:bCs/>
+      </w:pPr>
+    </w:p>
+    <w:p>
+      <w:pPr>
+        <w:pStyle w:val="Standard"/>
+        <w:rPr>
           <w:sz w:val="36"/>
           <w:szCs w:val="36"/>
         </w:rPr>
-        <w:t>Operating Environment</w:t>
-      </w:r>
-    </w:p>
-    <w:p>
-      <w:pPr>
-        <w:pStyle w:val="Standard"/>
-        <w:rPr>
-          <w:b/>
-          <w:bCs/>
+      </w:pPr>
+    </w:p>
+    <w:p>
+      <w:pPr>
+        <w:pStyle w:val="Standard"/>
+        <w:rPr>
           <w:sz w:val="36"/>
           <w:szCs w:val="36"/>
         </w:rPr>
       </w:pPr>
+      <w:r>
+        <w:rPr>
+          <w:noProof/>
+        </w:rPr>
+        <w:lastRenderedPageBreak/>
+        <w:drawing>
+          <wp:anchor distT="0" distB="0" distL="114300" distR="114300" simplePos="0" relativeHeight="251661312" behindDoc="0" locked="0" layoutInCell="1" allowOverlap="1" wp14:anchorId="05C70986" wp14:editId="3FC5024B">
+            <wp:simplePos x="0" y="0"/>
+            <wp:positionH relativeFrom="margin">
+              <wp:align>center</wp:align>
+            </wp:positionH>
+            <wp:positionV relativeFrom="margin">
+              <wp:align>top</wp:align>
+            </wp:positionV>
+            <wp:extent cx="5707380" cy="8008837"/>
+            <wp:effectExtent l="19050" t="19050" r="7620" b="0"/>
+            <wp:wrapSquare wrapText="bothSides"/>
+            <wp:docPr id="1496721372" name="Picture 2"/>
+            <wp:cNvGraphicFramePr>
+              <a:graphicFrameLocks xmlns:a="http://schemas.openxmlformats.org/drawingml/2006/main" noChangeAspect="1"/>
+            </wp:cNvGraphicFramePr>
+            <a:graphic xmlns:a="http://schemas.openxmlformats.org/drawingml/2006/main">
+              <a:graphicData uri="http://schemas.openxmlformats.org/drawingml/2006/picture">
+                <pic:pic xmlns:pic="http://schemas.openxmlformats.org/drawingml/2006/picture">
+                  <pic:nvPicPr>
+                    <pic:cNvPr id="1496721372" name="Picture 1496721372"/>
+                    <pic:cNvPicPr/>
+                  </pic:nvPicPr>
+                  <pic:blipFill>
+                    <a:blip r:embed="rId13" cstate="print">
+                      <a:extLst>
+                        <a:ext uri="{28A0092B-C50C-407E-A947-70E740481C1C}">
+                          <a14:useLocalDpi xmlns:a14="http://schemas.microsoft.com/office/drawing/2010/main" val="0"/>
+                        </a:ext>
+                      </a:extLst>
+                    </a:blip>
+                    <a:stretch>
+                      <a:fillRect/>
+                    </a:stretch>
+                  </pic:blipFill>
+                  <pic:spPr>
+                    <a:xfrm>
+                      <a:off x="0" y="0"/>
+                      <a:ext cx="5707380" cy="8008837"/>
+                    </a:xfrm>
+                    <a:prstGeom prst="rect">
+                      <a:avLst/>
+                    </a:prstGeom>
+                    <a:ln>
+                      <a:solidFill>
+                        <a:schemeClr val="accent1"/>
+                      </a:solidFill>
+                    </a:ln>
+                  </pic:spPr>
+                </pic:pic>
+              </a:graphicData>
+            </a:graphic>
+          </wp:anchor>
+        </w:drawing>
+      </w:r>
+    </w:p>
+    <w:p>
+      <w:pPr>
+        <w:tabs>
+          <w:tab w:val="left" w:pos="3708"/>
+        </w:tabs>
+        <w:jc w:val="center"/>
+        <w:rPr>
+          <w:sz w:val="28"/>
+          <w:szCs w:val="28"/>
+        </w:rPr>
+      </w:pPr>
+      <w:r>
+        <w:rPr>
+          <w:sz w:val="28"/>
+          <w:szCs w:val="28"/>
+        </w:rPr>
+        <w:t>Fig-2: Class Diagram for AI Code Reviewer</w:t>
+      </w:r>
+    </w:p>
+    <w:p>
+      <w:pPr>
+        <w:pStyle w:val="Standard"/>
+        <w:rPr>
+          <w:b/>
+          <w:bCs/>
+          <w:sz w:val="36"/>
+          <w:szCs w:val="36"/>
+        </w:rPr>
+      </w:pPr>
+      <w:r>
+        <w:rPr>
+          <w:b/>
+          <w:bCs/>
+          <w:sz w:val="36"/>
+          <w:szCs w:val="36"/>
+        </w:rPr>
+        <w:lastRenderedPageBreak/>
+        <w:t>2.4 Operating Environment</w:t>
+      </w:r>
+    </w:p>
+    <w:p>
+      <w:pPr>
+        <w:pStyle w:val="Standard"/>
+        <w:rPr>
+          <w:b/>
+          <w:bCs/>
+          <w:sz w:val="36"/>
+          <w:szCs w:val="36"/>
+        </w:rPr>
+      </w:pPr>
     </w:p>
     <w:p>
       <w:pPr>
@@ -2985,24 +3284,225 @@
           <w:sz w:val="36"/>
           <w:szCs w:val="36"/>
         </w:rPr>
-        <w:t>2.</w:t>
-      </w:r>
-      <w:r>
+        <w:t>2.5 Design and Implementation Constraints</w:t>
+      </w:r>
+    </w:p>
+    <w:p>
+      <w:pPr>
+        <w:pStyle w:val="Standard"/>
         <w:rPr>
           <w:b/>
           <w:bCs/>
           <w:sz w:val="36"/>
           <w:szCs w:val="36"/>
         </w:rPr>
-        <w:t>5</w:t>
-      </w:r>
-      <w:r>
+      </w:pPr>
+    </w:p>
+    <w:p>
+      <w:pPr>
+        <w:pStyle w:val="Standard"/>
+        <w:rPr>
+          <w:sz w:val="28"/>
+          <w:szCs w:val="28"/>
+        </w:rPr>
+      </w:pPr>
+      <w:r>
+        <w:rPr>
+          <w:sz w:val="28"/>
+          <w:szCs w:val="28"/>
+        </w:rPr>
+        <w:t>The system is subject to the following constraints:</w:t>
+      </w:r>
+    </w:p>
+    <w:p>
+      <w:pPr>
+        <w:pStyle w:val="Standard"/>
+        <w:rPr>
+          <w:sz w:val="28"/>
+          <w:szCs w:val="28"/>
+        </w:rPr>
+      </w:pPr>
+      <w:r>
+        <w:rPr>
+          <w:sz w:val="28"/>
+          <w:szCs w:val="28"/>
+        </w:rPr>
+        <w:tab/>
+      </w:r>
+    </w:p>
+    <w:p>
+      <w:pPr>
+        <w:pStyle w:val="Standard"/>
+        <w:numPr>
+          <w:ilvl w:val="0"/>
+          <w:numId w:val="14"/>
+        </w:numPr>
+        <w:rPr>
+          <w:sz w:val="28"/>
+          <w:szCs w:val="28"/>
+        </w:rPr>
+      </w:pPr>
+      <w:r>
+        <w:rPr>
+          <w:sz w:val="28"/>
+          <w:szCs w:val="28"/>
+        </w:rPr>
+        <w:t>Must use free and open-source tools to minimize costs.</w:t>
+      </w:r>
+    </w:p>
+    <w:p>
+      <w:pPr>
+        <w:pStyle w:val="Standard"/>
+        <w:numPr>
+          <w:ilvl w:val="0"/>
+          <w:numId w:val="14"/>
+        </w:numPr>
+        <w:rPr>
+          <w:sz w:val="28"/>
+          <w:szCs w:val="28"/>
+        </w:rPr>
+      </w:pPr>
+      <w:r>
+        <w:rPr>
+          <w:sz w:val="28"/>
+          <w:szCs w:val="28"/>
+        </w:rPr>
+        <w:t>Initial focus on JavaScript / TypeScript analysis only.</w:t>
+      </w:r>
+    </w:p>
+    <w:p>
+      <w:pPr>
+        <w:pStyle w:val="Standard"/>
+        <w:numPr>
+          <w:ilvl w:val="0"/>
+          <w:numId w:val="14"/>
+        </w:numPr>
+        <w:rPr>
+          <w:sz w:val="28"/>
+          <w:szCs w:val="28"/>
+        </w:rPr>
+      </w:pPr>
+      <w:r>
+        <w:rPr>
+          <w:sz w:val="28"/>
+          <w:szCs w:val="28"/>
+        </w:rPr>
+        <w:t>Will use pre-trained models rather than custom ML training for the MVP.</w:t>
+      </w:r>
+    </w:p>
+    <w:p>
+      <w:pPr>
+        <w:pStyle w:val="Standard"/>
+        <w:numPr>
+          <w:ilvl w:val="0"/>
+          <w:numId w:val="14"/>
+        </w:numPr>
+        <w:rPr>
+          <w:sz w:val="28"/>
+          <w:szCs w:val="28"/>
+        </w:rPr>
+      </w:pPr>
+      <w:r>
+        <w:rPr>
+          <w:sz w:val="28"/>
+          <w:szCs w:val="28"/>
+        </w:rPr>
+        <w:t>Must comply with GitHub API rate limits.</w:t>
+      </w:r>
+    </w:p>
+    <w:p>
+      <w:pPr>
+        <w:pStyle w:val="Standard"/>
+        <w:numPr>
+          <w:ilvl w:val="0"/>
+          <w:numId w:val="14"/>
+        </w:numPr>
+        <w:rPr>
+          <w:sz w:val="28"/>
+          <w:szCs w:val="28"/>
+        </w:rPr>
+      </w:pPr>
+      <w:r>
+        <w:rPr>
+          <w:sz w:val="28"/>
+          <w:szCs w:val="28"/>
+        </w:rPr>
+        <w:t>Must complete analysis within 5 minutes of PR submission to provide timely feedback.</w:t>
+      </w:r>
+    </w:p>
+    <w:p>
+      <w:pPr>
+        <w:pStyle w:val="Standard"/>
+        <w:numPr>
+          <w:ilvl w:val="0"/>
+          <w:numId w:val="14"/>
+        </w:numPr>
+        <w:rPr>
+          <w:sz w:val="28"/>
+          <w:szCs w:val="28"/>
+        </w:rPr>
+      </w:pPr>
+      <w:r>
+        <w:rPr>
+          <w:sz w:val="28"/>
+          <w:szCs w:val="28"/>
+        </w:rPr>
+        <w:t>Must be containerized for easy deployment.</w:t>
+      </w:r>
+    </w:p>
+    <w:p>
+      <w:pPr>
+        <w:pStyle w:val="Standard"/>
+        <w:numPr>
+          <w:ilvl w:val="0"/>
+          <w:numId w:val="14"/>
+        </w:numPr>
+        <w:rPr>
+          <w:sz w:val="28"/>
+          <w:szCs w:val="28"/>
+        </w:rPr>
+      </w:pPr>
+      <w:r>
+        <w:rPr>
+          <w:sz w:val="28"/>
+          <w:szCs w:val="28"/>
+        </w:rPr>
+        <w:t>Must work within GitHub Actions environment constraints.</w:t>
+      </w:r>
+    </w:p>
+    <w:p>
+      <w:pPr>
+        <w:pStyle w:val="Standard"/>
+        <w:rPr>
+          <w:sz w:val="28"/>
+          <w:szCs w:val="28"/>
+        </w:rPr>
+      </w:pPr>
+    </w:p>
+    <w:p>
+      <w:pPr>
+        <w:pStyle w:val="Standard"/>
+        <w:rPr>
+          <w:sz w:val="28"/>
+          <w:szCs w:val="28"/>
+        </w:rPr>
+      </w:pPr>
+    </w:p>
+    <w:p>
+      <w:pPr>
+        <w:pStyle w:val="Standard"/>
         <w:rPr>
           <w:b/>
           <w:bCs/>
           <w:sz w:val="36"/>
           <w:szCs w:val="36"/>
         </w:rPr>
+      </w:pPr>
+      <w:r>
+        <w:rPr>
+          <w:sz w:val="28"/>
+          <w:szCs w:val="28"/>
+        </w:rPr>
         <w:t xml:space="preserve"> </w:t>
       </w:r>
       <w:r>
@@ -3012,7 +3512,7 @@
           <w:sz w:val="36"/>
           <w:szCs w:val="36"/>
         </w:rPr>
-        <w:t>Design and Implementation Constraints</w:t>
+        <w:t>2.6 User Documentation</w:t>
       </w:r>
     </w:p>
     <w:p>
@@ -3039,261 +3539,6 @@
           <w:sz w:val="28"/>
           <w:szCs w:val="28"/>
         </w:rPr>
-        <w:t>The system is subject to the following constraints:</w:t>
-      </w:r>
-    </w:p>
-    <w:p>
-      <w:pPr>
-        <w:pStyle w:val="Standard"/>
-        <w:rPr>
-          <w:sz w:val="28"/>
-          <w:szCs w:val="28"/>
-        </w:rPr>
-      </w:pPr>
-      <w:r>
-        <w:rPr>
-          <w:sz w:val="28"/>
-          <w:szCs w:val="28"/>
-        </w:rPr>
-        <w:tab/>
-      </w:r>
-    </w:p>
-    <w:p>
-      <w:pPr>
-        <w:pStyle w:val="Standard"/>
-        <w:numPr>
-          <w:ilvl w:val="0"/>
-          <w:numId w:val="14"/>
-        </w:numPr>
-        <w:rPr>
-          <w:sz w:val="28"/>
-          <w:szCs w:val="28"/>
-        </w:rPr>
-      </w:pPr>
-      <w:r>
-        <w:rPr>
-          <w:sz w:val="28"/>
-          <w:szCs w:val="28"/>
-        </w:rPr>
-        <w:t>Must use free and open-source tools to minimize costs.</w:t>
-      </w:r>
-    </w:p>
-    <w:p>
-      <w:pPr>
-        <w:pStyle w:val="Standard"/>
-        <w:numPr>
-          <w:ilvl w:val="0"/>
-          <w:numId w:val="14"/>
-        </w:numPr>
-        <w:rPr>
-          <w:sz w:val="28"/>
-          <w:szCs w:val="28"/>
-        </w:rPr>
-      </w:pPr>
-      <w:r>
-        <w:rPr>
-          <w:sz w:val="28"/>
-          <w:szCs w:val="28"/>
-        </w:rPr>
-        <w:t>Initial focus on JavaScript / TypeScript analysis only.</w:t>
-      </w:r>
-    </w:p>
-    <w:p>
-      <w:pPr>
-        <w:pStyle w:val="Standard"/>
-        <w:numPr>
-          <w:ilvl w:val="0"/>
-          <w:numId w:val="14"/>
-        </w:numPr>
-        <w:rPr>
-          <w:sz w:val="28"/>
-          <w:szCs w:val="28"/>
-        </w:rPr>
-      </w:pPr>
-      <w:r>
-        <w:rPr>
-          <w:sz w:val="28"/>
-          <w:szCs w:val="28"/>
-        </w:rPr>
-        <w:t>Will use pre-trained models rather than custom ML training for the MVP.</w:t>
-      </w:r>
-    </w:p>
-    <w:p>
-      <w:pPr>
-        <w:pStyle w:val="Standard"/>
-        <w:numPr>
-          <w:ilvl w:val="0"/>
-          <w:numId w:val="14"/>
-        </w:numPr>
-        <w:rPr>
-          <w:sz w:val="28"/>
-          <w:szCs w:val="28"/>
-        </w:rPr>
-      </w:pPr>
-      <w:r>
-        <w:rPr>
-          <w:sz w:val="28"/>
-          <w:szCs w:val="28"/>
-        </w:rPr>
-        <w:t>Must comply with GitHub API rate limits.</w:t>
-      </w:r>
-    </w:p>
-    <w:p>
-      <w:pPr>
-        <w:pStyle w:val="Standard"/>
-        <w:numPr>
-          <w:ilvl w:val="0"/>
-          <w:numId w:val="14"/>
-        </w:numPr>
-        <w:rPr>
-          <w:sz w:val="28"/>
-          <w:szCs w:val="28"/>
-        </w:rPr>
-      </w:pPr>
-      <w:r>
-        <w:rPr>
-          <w:sz w:val="28"/>
-          <w:szCs w:val="28"/>
-        </w:rPr>
-        <w:t>Must complete analysis within 5 minutes of PR submission to provide timely feedback.</w:t>
-      </w:r>
-    </w:p>
-    <w:p>
-      <w:pPr>
-        <w:pStyle w:val="Standard"/>
-        <w:numPr>
-          <w:ilvl w:val="0"/>
-          <w:numId w:val="14"/>
-        </w:numPr>
-        <w:rPr>
-          <w:sz w:val="28"/>
-          <w:szCs w:val="28"/>
-        </w:rPr>
-      </w:pPr>
-      <w:r>
-        <w:rPr>
-          <w:sz w:val="28"/>
-          <w:szCs w:val="28"/>
-        </w:rPr>
-        <w:t>Must be containerized for easy deployment.</w:t>
-      </w:r>
-    </w:p>
-    <w:p>
-      <w:pPr>
-        <w:pStyle w:val="Standard"/>
-        <w:numPr>
-          <w:ilvl w:val="0"/>
-          <w:numId w:val="14"/>
-        </w:numPr>
-        <w:rPr>
-          <w:sz w:val="28"/>
-          <w:szCs w:val="28"/>
-        </w:rPr>
-      </w:pPr>
-      <w:r>
-        <w:rPr>
-          <w:sz w:val="28"/>
-          <w:szCs w:val="28"/>
-        </w:rPr>
-        <w:t>Must work within GitHub Actions environment constraints.</w:t>
-      </w:r>
-    </w:p>
-    <w:p>
-      <w:pPr>
-        <w:pStyle w:val="Standard"/>
-        <w:rPr>
-          <w:sz w:val="28"/>
-          <w:szCs w:val="28"/>
-        </w:rPr>
-      </w:pPr>
-    </w:p>
-    <w:p>
-      <w:pPr>
-        <w:pStyle w:val="Standard"/>
-        <w:rPr>
-          <w:sz w:val="28"/>
-          <w:szCs w:val="28"/>
-        </w:rPr>
-      </w:pPr>
-    </w:p>
-    <w:p>
-      <w:pPr>
-        <w:pStyle w:val="Standard"/>
-        <w:rPr>
-          <w:b/>
-          <w:bCs/>
-          <w:sz w:val="36"/>
-          <w:szCs w:val="36"/>
-        </w:rPr>
-      </w:pPr>
-      <w:r>
-        <w:rPr>
-          <w:sz w:val="28"/>
-          <w:szCs w:val="28"/>
-        </w:rPr>
-        <w:t xml:space="preserve"> </w:t>
-      </w:r>
-      <w:r>
-        <w:rPr>
-          <w:b/>
-          <w:bCs/>
-          <w:sz w:val="36"/>
-          <w:szCs w:val="36"/>
-        </w:rPr>
-        <w:t>2.</w:t>
-      </w:r>
-      <w:r>
-        <w:rPr>
-          <w:b/>
-          <w:bCs/>
-          <w:sz w:val="36"/>
-          <w:szCs w:val="36"/>
-        </w:rPr>
-        <w:t>6</w:t>
-      </w:r>
-      <w:r>
-        <w:rPr>
-          <w:b/>
-          <w:bCs/>
-          <w:sz w:val="36"/>
-          <w:szCs w:val="36"/>
-        </w:rPr>
-        <w:t xml:space="preserve"> </w:t>
-      </w:r>
-      <w:r>
-        <w:rPr>
-          <w:b/>
-          <w:bCs/>
-          <w:sz w:val="36"/>
-          <w:szCs w:val="36"/>
-        </w:rPr>
-        <w:t>User Documentation</w:t>
-      </w:r>
-    </w:p>
-    <w:p>
-      <w:pPr>
-        <w:pStyle w:val="Standard"/>
-        <w:rPr>
-          <w:b/>
-          <w:bCs/>
-          <w:sz w:val="36"/>
-          <w:szCs w:val="36"/>
-        </w:rPr>
-      </w:pPr>
-    </w:p>
-    <w:p>
-      <w:pPr>
-        <w:pStyle w:val="Standard"/>
-        <w:rPr>
-          <w:sz w:val="28"/>
-          <w:szCs w:val="28"/>
-        </w:rPr>
-      </w:pPr>
-      <w:r>
-        <w:rPr>
-          <w:sz w:val="28"/>
-          <w:szCs w:val="28"/>
-        </w:rPr>
         <w:t>The following user documentation will be provided:</w:t>
       </w:r>
     </w:p>
@@ -3408,37 +3653,24 @@
     </w:p>
     <w:p>
       <w:pPr>
-        <w:pStyle w:val="Standard"/>
-        <w:rPr>
-          <w:sz w:val="28"/>
-          <w:szCs w:val="28"/>
-        </w:rPr>
-      </w:pPr>
-    </w:p>
-    <w:p>
-      <w:pPr>
-        <w:pStyle w:val="Standard"/>
-        <w:rPr>
-          <w:sz w:val="28"/>
-          <w:szCs w:val="28"/>
-        </w:rPr>
-      </w:pPr>
-    </w:p>
-    <w:p>
-      <w:pPr>
-        <w:pStyle w:val="ListParagraph"/>
-        <w:ind w:left="1140"/>
-        <w:rPr>
-          <w:rFonts w:ascii="Times New Roman" w:hAnsi="Times New Roman" w:cs="Times New Roman"/>
-          <w:sz w:val="28"/>
-          <w:szCs w:val="28"/>
-        </w:rPr>
-      </w:pPr>
-    </w:p>
-    <w:p>
-      <w:pPr>
-        <w:pStyle w:val="ListParagraph"/>
-        <w:ind w:left="1140"/>
+        <w:rPr>
+          <w:rFonts w:ascii="Times New Roman" w:hAnsi="Times New Roman" w:cs="Times New Roman"/>
+          <w:sz w:val="28"/>
+          <w:szCs w:val="28"/>
+        </w:rPr>
+      </w:pPr>
+    </w:p>
+    <w:p>
+      <w:pPr>
+        <w:rPr>
+          <w:rFonts w:ascii="Times New Roman" w:hAnsi="Times New Roman" w:cs="Times New Roman"/>
+          <w:sz w:val="28"/>
+          <w:szCs w:val="28"/>
+        </w:rPr>
+      </w:pPr>
+    </w:p>
+    <w:p>
+      <w:pPr>
         <w:rPr>
           <w:rFonts w:ascii="Times New Roman" w:hAnsi="Times New Roman" w:cs="Times New Roman"/>
           <w:sz w:val="28"/>
@@ -3447,8 +3679,8 @@
       </w:pPr>
     </w:p>
     <w:sectPr>
-      <w:headerReference w:type="even" r:id="rId12"/>
-      <w:footerReference w:type="default" r:id="rId13"/>
+      <w:headerReference w:type="even" r:id="rId14"/>
+      <w:footerReference w:type="default" r:id="rId15"/>
       <w:pgSz w:w="11906" w:h="16838"/>
       <w:pgMar w:top="1440" w:right="1080" w:bottom="1440" w:left="1080" w:header="708" w:footer="0" w:gutter="0"/>
       <w:cols w:space="720"/>
@@ -4618,7 +4850,7 @@
   <w:abstractNum w:abstractNumId="8" w15:restartNumberingAfterBreak="0">
     <w:nsid w:val="39372F16"/>
     <w:multiLevelType w:val="multilevel"/>
-    <w:tmpl w:val="132CF1C6"/>
+    <w:tmpl w:val="5B9030FE"/>
     <w:lvl w:ilvl="0">
       <w:start w:val="1"/>
       <w:numFmt w:val="decimal"/>
@@ -4643,6 +4875,10 @@
         </w:tabs>
         <w:ind w:left="1140" w:hanging="420"/>
       </w:pPr>
+      <w:rPr>
+        <w:b w:val="0"/>
+        <w:bCs w:val="0"/>
+      </w:rPr>
     </w:lvl>
     <w:lvl w:ilvl="2">
       <w:start w:val="1"/>
